--- a/zht/docx/38.content.docx
+++ b/zht/docx/38.content.docx
@@ -136,13 +136,6 @@
         <w:rPr>
           <w:lang w:val="zh_TW" w:bidi="zh_TW"/>
         </w:rPr>
-      </w:r>
-      <w:r>
-        <w:rPr>
-          <w:i/>
-          <w:lang w:val="zh_TW" w:bidi="zh_TW"/>
-        </w:rPr>
-        <w:t>撒迦利亞書 1:1, 撒迦利亞書 1:1 (#2), 撒迦利亞書 1:3, 撒迦利亞書 1:4, 撒迦利亞書 1:6, 撒迦利亞書 1:8, 撒迦利亞書 1:10, 撒迦利亞書 1:11, 撒迦利亞書 1:12, 撒迦利亞書 1:16–17, 撒迦利亞書 1:19, 撒迦利亞書 1:20–21, 撒迦利亞書 2:2, 撒迦利亞書 2:4, 撒迦利亞書 2:5, 撒迦利亞書 2:7, 撒迦利亞書 2:9, 撒迦利亞書 2:11, 撒迦利亞書 2:13, 撒迦利亞書 3:1, 撒迦利亞書 3:1 (#2), 撒迦利亞書 3:3, 撒迦利亞書 3:4, 撒迦利亞書 3:4–5, 撒迦利亞書 3:7, 撒迦利亞書 3:8, 撒迦利亞書 3:9, 撒迦利亞書 3:10, 撒迦利亞書 4:2–3, 撒迦利亞書 4:4–5, 撒迦利亞書 4:6, 撒迦利亞書 4:7, 撒迦利亞書 4:9, 撒迦利亞書 4:10, 撒迦利亞書 4:10 (#2), 撒迦利亞書 4:14, 撒迦利亞書 5:2, 撒迦利亞書 5:3, 撒迦利亞書 5:3 (#2), 撒迦利亞書 5:4, 撒迦利亞書 5:6, 撒迦利亞書 5:8, 撒迦利亞書 5:9, 撒迦利亞書 5:11, 撒迦利亞書 6:1, 撒迦利亞書 6:2–3, 撒迦利亞書 6:5, 撒迦利亞書 6:5 (#2), 撒迦利亞書 6:6, 撒迦利亞書 6:8, 撒迦利亞書 6:10–11, 撒迦利亞書 6:12–13, 撒迦利亞書 6:14, 撒迦利亞書 6:15, 撒迦利亞書 7:2, 撒迦利亞書 7:3, 撒迦利亞書 7:5–6, 撒迦利亞書 7:7, 撒迦利亞書 7:8–10, 撒迦利亞書 7:11, 撒迦利亞書 7:13–14, 撒迦利亞書 8:2, 撒迦利亞書 8:3, 撒迦利亞書 8:4–5, 撒迦利亞書 8:7, 撒迦利亞書 8:9, 撒迦利亞書 8:10, 撒迦利亞書 8:11–12, 撒迦利亞書 8:16–17, 撒迦利亞書 8:19, 撒迦利亞書 8:20–22, 撒迦利亞書 8:23, 撒迦利亞書 9:1–2, 撒迦利亞書 9:4, 撒迦利亞書 9:6–7, 撒迦利亞書 9:8, 撒迦利亞書 9:9, 撒迦利亞書 9:9 (#2), 撒迦利亞書 9:10, 撒迦利亞書 9:10 (#2), 撒迦利亞書 9:11, 撒迦利亞書 9:13, 撒迦利亞書 9:13 (#2), 撒迦利亞書 9:16, 撒迦利亞書 10:1, 撒迦利亞書 10:2, 撒迦利亞書 10:3, 撒迦利亞書 10:4, 撒迦利亞書 10:6, 撒迦利亞書 10:9, 撒迦利亞書 10:11, 撒迦利亞書 11:3, 撒迦利亞書 11:4, 撒迦利亞書 11:6, 撒迦利亞書 11:7, 撒迦利亞書 11:8, 撒迦利亞書 11:10, 撒迦利亞書 11:12, 撒迦利亞書 11:13, 撒迦利亞書 11:14, 撒迦利亞書 11:16, 撒迦利亞書 11:17, 撒迦利亞書 12:1, 撒迦利亞書 12:3, 撒迦利亞書 12:4, 撒迦利亞書 12:6, 撒迦利亞書 12:7, 撒迦利亞書 12:9, 撒迦利亞書 12:10, 撒迦利亞書 12:10 (#2), 撒迦利亞書 12:12–14, 撒迦利亞書 13:1, 撒迦利亞書 13:2, 撒迦利亞書 13:2 (#2), 撒迦利亞書 13:3, 撒迦利亞書 13:4, 撒迦利亞書 13:7, 撒迦利亞書 13:7 (#2), 撒迦利亞書 13:8, 撒迦利亞書 13:9, 撒迦利亞 13:9 (#2), 撒迦利亞書 14:2, 撒迦利亞書 14:3, 撒迦利亞書 14:4, 撒迦利亞書 14:5, 撒迦利亞書 14:8, 撒迦利亞書 14:9, 撒迦利亞書 14:11, 撒迦利亞書 14:12, 撒迦利亞書 14:13, 撒迦利亞書 14:16, 撒迦利亞書 14:17–18, 撒迦利亞書 14:21</w:t>
       </w:r>
       <w:r>
         <w:rPr>

--- a/zht/docx/38.content.docx
+++ b/zht/docx/38.content.docx
@@ -123,19 +123,6 @@
           <w:lang w:val="zh_TW" w:bidi="zh_TW"/>
         </w:rPr>
         <w:t>ZEC</w:t>
-      </w:r>
-      <w:r>
-        <w:rPr>
-          <w:lang w:val="zh_TW" w:bidi="zh_TW"/>
-        </w:rPr>
-      </w:r>
-    </w:p>
-    <w:p>
-      <w:pPr/>
-      <w:r>
-        <w:rPr>
-          <w:lang w:val="zh_TW" w:bidi="zh_TW"/>
-        </w:rPr>
       </w:r>
       <w:r>
         <w:rPr>

--- a/zht/docx/38.content.docx
+++ b/zht/docx/38.content.docx
@@ -19,7 +19,7 @@
         <w:rPr>
           <w:lang w:val="zh_TW" w:bidi="zh_TW"/>
         </w:rPr>
-        <w:t>Resource: 翻譯問題 (unfoldingWord)</w:t>
+        <w:t>Resource: unfoldingWord® Translation Questions</w:t>
       </w:r>
       <w:r>
         <w:rPr>
@@ -85,7 +85,7 @@
         <w:rPr>
           <w:lang w:val="zh_TW" w:bidi="zh_TW"/>
         </w:rPr>
-        <w:t>翻譯問題 (unfoldingWord)</w:t>
+        <w:t>unfoldingWord® Translation Questions</w:t>
       </w:r>
     </w:p>
     <w:p>
